--- a/Files/06 - Yom Tov/13 - Shmini Atzeres/5786/Shmini Atzeres (2)/Shmini Atzeres (2) 5786.docx
+++ b/Files/06 - Yom Tov/13 - Shmini Atzeres/5786/Shmini Atzeres (2)/Shmini Atzeres (2) 5786.docx
@@ -86,7 +86,13 @@
         <w:rPr>
           <w:rFonts w:ascii="Times New Roman" w:hAnsi="Times New Roman" w:cs="Times New Roman"/>
         </w:rPr>
-        <w:t xml:space="preserve"> is an extraordinarily unusual </w:t>
+        <w:t xml:space="preserve"> is an extraordinar</w:t>
+      </w:r>
+      <w:r>
+        <w:rPr>
+          <w:rFonts w:ascii="Times New Roman" w:hAnsi="Times New Roman" w:cs="Times New Roman"/>
+        </w:rPr>
+        <w:t xml:space="preserve">y </w:t>
       </w:r>
       <w:r>
         <w:rPr>
@@ -209,34 +215,13 @@
         <w:rPr>
           <w:rFonts w:ascii="Times New Roman" w:hAnsi="Times New Roman" w:cs="Times New Roman"/>
         </w:rPr>
-        <w:t xml:space="preserve">is a day devoted to one thing amongst others, but the main concept that </w:t>
-      </w:r>
-      <w:r>
-        <w:rPr>
-          <w:rFonts w:ascii="Times New Roman" w:hAnsi="Times New Roman" w:cs="Times New Roman" w:hint="cs"/>
-          <w:rtl/>
-        </w:rPr>
-        <w:t>שמיני</w:t>
-      </w:r>
-      <w:r>
-        <w:rPr>
-          <w:rFonts w:ascii="Times New Roman" w:hAnsi="Times New Roman" w:cs="Times New Roman"/>
-          <w:rtl/>
-        </w:rPr>
-        <w:t xml:space="preserve"> </w:t>
-      </w:r>
-      <w:r>
-        <w:rPr>
-          <w:rFonts w:ascii="Times New Roman" w:hAnsi="Times New Roman" w:cs="Times New Roman" w:hint="cs"/>
-          <w:rtl/>
-        </w:rPr>
-        <w:t>עצרת</w:t>
-      </w:r>
-      <w:r>
-        <w:rPr>
-          <w:rFonts w:ascii="Times New Roman" w:hAnsi="Times New Roman" w:cs="Times New Roman"/>
-        </w:rPr>
-        <w:t xml:space="preserve"> is famous for is the concept of </w:t>
+        <w:t xml:space="preserve">is a day devoted to </w:t>
+      </w:r>
+      <w:r>
+        <w:rPr>
+          <w:rFonts w:ascii="Times New Roman" w:hAnsi="Times New Roman" w:cs="Times New Roman"/>
+        </w:rPr>
+        <w:t xml:space="preserve">the concept of </w:t>
       </w:r>
       <w:r>
         <w:rPr>
@@ -262,7 +247,7 @@
         <w:rPr>
           <w:rFonts w:ascii="Times New Roman" w:hAnsi="Times New Roman" w:cs="Times New Roman"/>
         </w:rPr>
-        <w:t xml:space="preserve"> is a word that was is bandied about quite a bit. We talk about it, there</w:t>
+        <w:t xml:space="preserve"> is a word that is bandied about quite a bit. We talk about it, there</w:t>
       </w:r>
       <w:r>
         <w:rPr>
@@ -383,7 +368,13 @@
         <w:rPr>
           <w:rFonts w:ascii="Times New Roman" w:hAnsi="Times New Roman" w:cs="Times New Roman"/>
         </w:rPr>
-        <w:t xml:space="preserve">I have a </w:t>
+        <w:t>A</w:t>
+      </w:r>
+      <w:r>
+        <w:rPr>
+          <w:rFonts w:ascii="Times New Roman" w:hAnsi="Times New Roman" w:cs="Times New Roman"/>
+        </w:rPr>
+        <w:t xml:space="preserve"> </w:t>
       </w:r>
       <w:r>
         <w:rPr>
@@ -396,7 +387,19 @@
         <w:rPr>
           <w:rFonts w:ascii="Times New Roman" w:hAnsi="Times New Roman" w:cs="Times New Roman"/>
         </w:rPr>
-        <w:t xml:space="preserve"> here</w:t>
+        <w:t xml:space="preserve"> from the </w:t>
+      </w:r>
+      <w:r>
+        <w:rPr>
+          <w:rFonts w:ascii="Times New Roman" w:hAnsi="Times New Roman" w:cs="Times New Roman"/>
+        </w:rPr>
+        <w:t>Dubno</w:t>
+      </w:r>
+      <w:r>
+        <w:rPr>
+          <w:rFonts w:ascii="Times New Roman" w:hAnsi="Times New Roman" w:cs="Times New Roman"/>
+        </w:rPr>
+        <w:t xml:space="preserve"> Maggid,</w:t>
       </w:r>
       <w:r>
         <w:rPr>
@@ -408,31 +411,19 @@
         <w:rPr>
           <w:rFonts w:ascii="Times New Roman" w:hAnsi="Times New Roman" w:cs="Times New Roman"/>
         </w:rPr>
-        <w:t xml:space="preserve">from the </w:t>
-      </w:r>
-      <w:r>
-        <w:rPr>
-          <w:rFonts w:ascii="Times New Roman" w:hAnsi="Times New Roman" w:cs="Times New Roman"/>
-        </w:rPr>
-        <w:t>Dubna Maggid,</w:t>
-      </w:r>
-      <w:r>
-        <w:rPr>
-          <w:rFonts w:ascii="Times New Roman" w:hAnsi="Times New Roman" w:cs="Times New Roman"/>
-        </w:rPr>
-        <w:t xml:space="preserve"> </w:t>
-      </w:r>
-      <w:r>
-        <w:rPr>
-          <w:rFonts w:ascii="Times New Roman" w:hAnsi="Times New Roman" w:cs="Times New Roman"/>
-        </w:rPr>
-        <w:t xml:space="preserve">brought in to Torah Tavlin from 5785, </w:t>
-      </w:r>
-      <w:r>
-        <w:rPr>
-          <w:rFonts w:ascii="Times New Roman" w:hAnsi="Times New Roman" w:cs="Times New Roman"/>
-        </w:rPr>
-        <w:t xml:space="preserve">who in his inimitable style is able to show </w:t>
+        <w:t xml:space="preserve">brought in </w:t>
+      </w:r>
+      <w:r>
+        <w:rPr>
+          <w:rFonts w:ascii="Times New Roman" w:hAnsi="Times New Roman" w:cs="Times New Roman"/>
+        </w:rPr>
+        <w:t xml:space="preserve">Torah Tavlin 5785, </w:t>
+      </w:r>
+      <w:r>
+        <w:rPr>
+          <w:rFonts w:ascii="Times New Roman" w:hAnsi="Times New Roman" w:cs="Times New Roman"/>
+        </w:rPr>
+        <w:t xml:space="preserve">is able to show </w:t>
       </w:r>
       <w:r>
         <w:rPr>
@@ -457,20 +448,7 @@
         <w:rPr>
           <w:rFonts w:ascii="Times New Roman" w:hAnsi="Times New Roman" w:cs="Times New Roman"/>
         </w:rPr>
-        <w:t xml:space="preserve"> is all about. H</w:t>
-      </w:r>
-      <w:r>
-        <w:rPr>
-          <w:rFonts w:ascii="Times New Roman" w:hAnsi="Times New Roman" w:cs="Times New Roman"/>
-        </w:rPr>
-        <w:t xml:space="preserve">ere is the </w:t>
-      </w:r>
-      <w:r>
-        <w:rPr>
-          <w:rFonts w:ascii="Times New Roman" w:hAnsi="Times New Roman" w:cs="Times New Roman" w:hint="cs"/>
-          <w:rtl/>
-        </w:rPr>
-        <w:t>משל</w:t>
+        <w:t xml:space="preserve"> is all about</w:t>
       </w:r>
       <w:r>
         <w:rPr>
@@ -490,7 +468,19 @@
         <w:rPr>
           <w:rFonts w:ascii="Times New Roman" w:hAnsi="Times New Roman" w:cs="Times New Roman"/>
         </w:rPr>
-        <w:t xml:space="preserve">A very well-to-do individual made frequent business trips far and wide. </w:t>
+        <w:t xml:space="preserve">A </w:t>
+      </w:r>
+      <w:r>
+        <w:rPr>
+          <w:rFonts w:ascii="Times New Roman" w:hAnsi="Times New Roman" w:cs="Times New Roman"/>
+        </w:rPr>
+        <w:t>s</w:t>
+      </w:r>
+      <w:r>
+        <w:rPr>
+          <w:rFonts w:ascii="Times New Roman" w:hAnsi="Times New Roman" w:cs="Times New Roman"/>
+        </w:rPr>
+        <w:t xml:space="preserve">well-to-do individual made frequent business trips far and wide. </w:t>
       </w:r>
       <w:r>
         <w:rPr>
@@ -502,7 +492,13 @@
         <w:rPr>
           <w:rFonts w:ascii="Times New Roman" w:hAnsi="Times New Roman" w:cs="Times New Roman"/>
         </w:rPr>
-        <w:t>e tried his best to make them as short as possible so as not to go</w:t>
+        <w:t>e tried his best to make them as short as</w:t>
+      </w:r>
+      <w:r>
+        <w:rPr>
+          <w:rFonts w:ascii="Times New Roman" w:hAnsi="Times New Roman" w:cs="Times New Roman"/>
+        </w:rPr>
+        <w:t xml:space="preserve"> possible so as not to be</w:t>
       </w:r>
       <w:r>
         <w:rPr>
@@ -526,19 +522,7 @@
         <w:rPr>
           <w:rFonts w:ascii="Times New Roman" w:hAnsi="Times New Roman" w:cs="Times New Roman"/>
         </w:rPr>
-        <w:t>t have a choice. On one such particular trip, he had an opportunity to become extremely wealthy. It would require a much longer stay abroad. He mulled over his options but ultimately decided it was worth it. He mulled over his options</w:t>
-      </w:r>
-      <w:r>
-        <w:rPr>
-          <w:rFonts w:ascii="Times New Roman" w:hAnsi="Times New Roman" w:cs="Times New Roman"/>
-        </w:rPr>
-        <w:t xml:space="preserve"> and</w:t>
-      </w:r>
-      <w:r>
-        <w:rPr>
-          <w:rFonts w:ascii="Times New Roman" w:hAnsi="Times New Roman" w:cs="Times New Roman"/>
-        </w:rPr>
-        <w:t xml:space="preserve"> ultimately decided it would be worth it. After packing </w:t>
+        <w:t xml:space="preserve">t have a choice. On one such particular trip, he had an opportunity to become extremely wealthy. It would require a much longer stay abroad. He mulled over his options but ultimately decided it was worth it. After packing </w:t>
       </w:r>
       <w:r>
         <w:rPr>
@@ -588,7 +572,19 @@
         <w:rPr>
           <w:rFonts w:ascii="Times New Roman" w:hAnsi="Times New Roman" w:cs="Times New Roman"/>
         </w:rPr>
-        <w:t>Weeks turned into months, but thanks to the flurry of letters back and forth, they were able to keep in touch. How they longed to see each other once again. It was only after many months he was finally able to wrap up his business dealings and begin heading home. Naturally, he notified his family of his upcoming arrival</w:t>
+        <w:t>Weeks turned into months, but thanks to the flurry of letters back and forth, they were able to keep in touch. How they longed to see each other once again. It was only after many months</w:t>
+      </w:r>
+      <w:r>
+        <w:rPr>
+          <w:rFonts w:ascii="Times New Roman" w:hAnsi="Times New Roman" w:cs="Times New Roman"/>
+        </w:rPr>
+        <w:t xml:space="preserve"> was</w:t>
+      </w:r>
+      <w:r>
+        <w:rPr>
+          <w:rFonts w:ascii="Times New Roman" w:hAnsi="Times New Roman" w:cs="Times New Roman"/>
+        </w:rPr>
+        <w:t xml:space="preserve"> he finally able to wrap up his business dealings and begin heading home. Naturally, he notified his family of his upcoming arrival</w:t>
       </w:r>
       <w:r>
         <w:rPr>
@@ -612,7 +608,19 @@
         <w:rPr>
           <w:rFonts w:ascii="Times New Roman" w:hAnsi="Times New Roman" w:cs="Times New Roman"/>
         </w:rPr>
-        <w:t xml:space="preserve"> coming home. Finally the day arrived. The entire house was draped with adornments and each of the kids prepared signs of excitement and love, welcoming home their beloved father. A surge of exuberance capitulated the air. The excitement was tangible. As soon as he walked through the front door, a crowd of young little faces jumped at him with exhilaration. Their mother watched with tears of joy streaming from her face. He was finally home.</w:t>
+        <w:t xml:space="preserve"> coming home. Finally the day arrived. The entire house was draped with adornments and each of the kids prepared signs of excitement and love, welcoming home their beloved father. A surge of exuberance </w:t>
+      </w:r>
+      <w:r>
+        <w:rPr>
+          <w:rFonts w:ascii="Times New Roman" w:hAnsi="Times New Roman" w:cs="Times New Roman"/>
+        </w:rPr>
+        <w:t>filled</w:t>
+      </w:r>
+      <w:r>
+        <w:rPr>
+          <w:rFonts w:ascii="Times New Roman" w:hAnsi="Times New Roman" w:cs="Times New Roman"/>
+        </w:rPr>
+        <w:t xml:space="preserve"> the air. The excitement was tangible. As soon as he walked through the front door, a crowd of young little faces jumped at him with exhilaration. Their mother watched with tears of joy streaming from her face. He was finally home.</w:t>
       </w:r>
       <w:r>
         <w:rPr>
@@ -648,7 +656,7 @@
         <w:rPr>
           <w:rFonts w:ascii="Times New Roman" w:hAnsi="Times New Roman" w:cs="Times New Roman"/>
         </w:rPr>
-        <w:t>s kids with some of the amazing things he picked up in the faraway land, befitting for such a profoundly wealthy individual as himself. Then he presented his own kids with souvenirs he brought back.</w:t>
+        <w:t>s kids with some of the amazing things he picked up in the faraway land, befitting such a profoundly wealthy individual as himself. Then he presented his own kids with souvenirs he brought back.</w:t>
       </w:r>
     </w:p>
     <w:p>
@@ -766,7 +774,13 @@
         <w:rPr>
           <w:rFonts w:ascii="Times New Roman" w:hAnsi="Times New Roman" w:cs="Times New Roman"/>
         </w:rPr>
-        <w:t>Dubna Maggid</w:t>
+        <w:t>Dubno</w:t>
+      </w:r>
+      <w:r>
+        <w:rPr>
+          <w:rFonts w:ascii="Times New Roman" w:hAnsi="Times New Roman" w:cs="Times New Roman"/>
+        </w:rPr>
+        <w:t xml:space="preserve"> Maggid</w:t>
       </w:r>
       <w:r>
         <w:rPr>
@@ -870,7 +884,31 @@
         <w:rPr>
           <w:rFonts w:ascii="Times New Roman" w:hAnsi="Times New Roman" w:cs="Times New Roman"/>
         </w:rPr>
-        <w:t xml:space="preserve">, but we can understand the closeness and the intimate relationship a man has with his family, children, wife, whole family. We are connected to them. That type of relationship is only a very small example of the type of relationship we should have with </w:t>
+        <w:t>, but we can understand the closeness and the intimate relationship a man has with his wife</w:t>
+      </w:r>
+      <w:r>
+        <w:rPr>
+          <w:rFonts w:ascii="Times New Roman" w:hAnsi="Times New Roman" w:cs="Times New Roman"/>
+        </w:rPr>
+        <w:t xml:space="preserve"> and</w:t>
+      </w:r>
+      <w:r>
+        <w:rPr>
+          <w:rFonts w:ascii="Times New Roman" w:hAnsi="Times New Roman" w:cs="Times New Roman"/>
+        </w:rPr>
+        <w:t xml:space="preserve"> </w:t>
+      </w:r>
+      <w:r>
+        <w:rPr>
+          <w:rFonts w:ascii="Times New Roman" w:hAnsi="Times New Roman" w:cs="Times New Roman"/>
+        </w:rPr>
+        <w:t>children</w:t>
+      </w:r>
+      <w:r>
+        <w:rPr>
+          <w:rFonts w:ascii="Times New Roman" w:hAnsi="Times New Roman" w:cs="Times New Roman"/>
+        </w:rPr>
+        <w:t xml:space="preserve">. We are connected to them. That type of relationship is only a very small example of the type of relationship we should have with </w:t>
       </w:r>
       <w:r>
         <w:rPr>
@@ -882,7 +920,7 @@
         <w:rPr>
           <w:rFonts w:ascii="Times New Roman" w:hAnsi="Times New Roman" w:cs="Times New Roman"/>
         </w:rPr>
-        <w:t xml:space="preserve">. That is what </w:t>
+        <w:t>. That is what</w:t>
       </w:r>
       <w:r>
         <w:rPr>
@@ -987,7 +1025,7 @@
         <w:rPr>
           <w:rFonts w:ascii="Times New Roman" w:hAnsi="Times New Roman" w:cs="Times New Roman"/>
         </w:rPr>
-        <w:t xml:space="preserve"> of </w:t>
+        <w:t xml:space="preserve"> of</w:t>
       </w:r>
       <w:r>
         <w:rPr>
@@ -1001,6 +1039,12 @@
           <w:rFonts w:ascii="Times New Roman" w:hAnsi="Times New Roman" w:cs="Times New Roman"/>
           <w:rtl/>
         </w:rPr>
+        <w:t xml:space="preserve"> </w:t>
+      </w:r>
+      <w:r>
+        <w:rPr>
+          <w:rFonts w:ascii="Times New Roman" w:hAnsi="Times New Roman" w:cs="Times New Roman"/>
+        </w:rPr>
         <w:t xml:space="preserve">, </w:t>
       </w:r>
       <w:r>
@@ -1040,108 +1084,13 @@
         <w:rPr>
           <w:rFonts w:ascii="Times New Roman" w:hAnsi="Times New Roman" w:cs="Times New Roman"/>
         </w:rPr>
-        <w:t xml:space="preserve">is at its peak. </w:t>
-      </w:r>
-      <w:r>
-        <w:rPr>
-          <w:rFonts w:ascii="Times New Roman" w:hAnsi="Times New Roman" w:cs="Times New Roman"/>
-        </w:rPr>
-        <w:t>A</w:t>
-      </w:r>
-      <w:r>
-        <w:rPr>
-          <w:rFonts w:ascii="Times New Roman" w:hAnsi="Times New Roman" w:cs="Times New Roman"/>
-        </w:rPr>
-        <w:t>s</w:t>
-      </w:r>
-      <w:r>
-        <w:rPr>
-          <w:rFonts w:ascii="Times New Roman" w:hAnsi="Times New Roman" w:cs="Times New Roman"/>
-        </w:rPr>
-        <w:t xml:space="preserve"> is</w:t>
-      </w:r>
-      <w:r>
-        <w:rPr>
-          <w:rFonts w:ascii="Times New Roman" w:hAnsi="Times New Roman" w:cs="Times New Roman"/>
-        </w:rPr>
-        <w:t xml:space="preserve"> we</w:t>
-      </w:r>
-      <w:r>
-        <w:rPr>
-          <w:rFonts w:ascii="Times New Roman" w:hAnsi="Times New Roman" w:cs="Times New Roman"/>
-        </w:rPr>
-        <w:t xml:space="preserve">ll known, brought down by many </w:t>
-      </w:r>
-      <w:r>
-        <w:rPr>
-          <w:rFonts w:ascii="Times New Roman" w:hAnsi="Times New Roman" w:cs="Times New Roman"/>
-        </w:rPr>
-        <w:t xml:space="preserve">of the </w:t>
-      </w:r>
-      <w:r>
-        <w:rPr>
-          <w:rFonts w:ascii="Times New Roman" w:hAnsi="Times New Roman" w:cs="Times New Roman" w:hint="cs"/>
-          <w:rtl/>
-        </w:rPr>
-        <w:t>רבנים</w:t>
-      </w:r>
-      <w:r>
-        <w:rPr>
-          <w:rFonts w:ascii="Times New Roman" w:hAnsi="Times New Roman" w:cs="Times New Roman"/>
-        </w:rPr>
-        <w:t xml:space="preserve"> and the </w:t>
-      </w:r>
-      <w:r>
-        <w:rPr>
-          <w:rFonts w:ascii="Times New Roman" w:hAnsi="Times New Roman" w:cs="Times New Roman"/>
-        </w:rPr>
-        <w:t>rebbishe</w:t>
-      </w:r>
-      <w:r>
-        <w:rPr>
-          <w:rFonts w:ascii="Times New Roman" w:hAnsi="Times New Roman" w:cs="Times New Roman" w:hint="cs"/>
-        </w:rPr>
-        <w:t xml:space="preserve"> </w:t>
-      </w:r>
-      <w:r>
-        <w:rPr>
-          <w:rFonts w:ascii="Times New Roman" w:hAnsi="Times New Roman" w:cs="Times New Roman" w:hint="cs"/>
-          <w:rtl/>
-        </w:rPr>
-        <w:t>גדולים</w:t>
-      </w:r>
-      <w:r>
-        <w:rPr>
-          <w:rFonts w:ascii="Times New Roman" w:hAnsi="Times New Roman" w:cs="Times New Roman"/>
-        </w:rPr>
-        <w:t xml:space="preserve">, </w:t>
-      </w:r>
-      <w:r>
-        <w:rPr>
-          <w:rFonts w:ascii="Times New Roman" w:hAnsi="Times New Roman" w:cs="Times New Roman" w:hint="cs"/>
-          <w:rtl/>
-        </w:rPr>
-        <w:t>שמיני</w:t>
-      </w:r>
-      <w:r>
-        <w:rPr>
-          <w:rFonts w:ascii="Times New Roman" w:hAnsi="Times New Roman" w:cs="Times New Roman"/>
-          <w:rtl/>
-        </w:rPr>
-        <w:t xml:space="preserve"> </w:t>
-      </w:r>
-      <w:r>
-        <w:rPr>
-          <w:rFonts w:ascii="Times New Roman" w:hAnsi="Times New Roman" w:cs="Times New Roman" w:hint="cs"/>
-          <w:rtl/>
-        </w:rPr>
-        <w:t>עצרת</w:t>
-      </w:r>
-      <w:r>
-        <w:rPr>
-          <w:rFonts w:ascii="Times New Roman" w:hAnsi="Times New Roman" w:cs="Times New Roman"/>
-        </w:rPr>
-        <w:t xml:space="preserve"> is the peak of all of our efforts of the year.</w:t>
+        <w:t>is at its peak.</w:t>
+      </w:r>
+      <w:r>
+        <w:rPr>
+          <w:rFonts w:ascii="Times New Roman" w:hAnsi="Times New Roman" w:cs="Times New Roman"/>
+        </w:rPr>
+        <w:t xml:space="preserve"> Bezras Hashem, we hope that closeness should continue the whole year.</w:t>
       </w:r>
     </w:p>
     <w:sectPr>

--- a/Files/06 - Yom Tov/13 - Shmini Atzeres/5786/Shmini Atzeres (2)/Shmini Atzeres (2) 5786.docx
+++ b/Files/06 - Yom Tov/13 - Shmini Atzeres/5786/Shmini Atzeres (2)/Shmini Atzeres (2) 5786.docx
@@ -572,7 +572,19 @@
         <w:rPr>
           <w:rFonts w:ascii="Times New Roman" w:hAnsi="Times New Roman" w:cs="Times New Roman"/>
         </w:rPr>
-        <w:t>Weeks turned into months, but thanks to the flurry of letters back and forth, they were able to keep in touch. How they longed to see each other once again. It was only after many months</w:t>
+        <w:t xml:space="preserve">Weeks turned into months, but thanks to the flurry of letters back and forth, they were able to keep in touch. How they longed to see each other once again. </w:t>
+      </w:r>
+      <w:r>
+        <w:rPr>
+          <w:rFonts w:ascii="Times New Roman" w:hAnsi="Times New Roman" w:cs="Times New Roman"/>
+        </w:rPr>
+        <w:t>O</w:t>
+      </w:r>
+      <w:r>
+        <w:rPr>
+          <w:rFonts w:ascii="Times New Roman" w:hAnsi="Times New Roman" w:cs="Times New Roman"/>
+        </w:rPr>
+        <w:t>nly after many months</w:t>
       </w:r>
       <w:r>
         <w:rPr>
@@ -620,7 +632,19 @@
         <w:rPr>
           <w:rFonts w:ascii="Times New Roman" w:hAnsi="Times New Roman" w:cs="Times New Roman"/>
         </w:rPr>
-        <w:t xml:space="preserve"> the air. The excitement was tangible. As soon as he walked through the front door, a crowd of young little faces jumped at him with exhilaration. Their mother watched with tears of joy streaming from her face. He was finally home.</w:t>
+        <w:t xml:space="preserve"> the air. The excitement was tangible. As soon as he walked through the front door, a crowd of young little faces jumped at him with exhilaration. Their mother watched with tears of joy streaming </w:t>
+      </w:r>
+      <w:r>
+        <w:rPr>
+          <w:rFonts w:ascii="Times New Roman" w:hAnsi="Times New Roman" w:cs="Times New Roman"/>
+        </w:rPr>
+        <w:t>down</w:t>
+      </w:r>
+      <w:r>
+        <w:rPr>
+          <w:rFonts w:ascii="Times New Roman" w:hAnsi="Times New Roman" w:cs="Times New Roman"/>
+        </w:rPr>
+        <w:t xml:space="preserve"> her face. He was finally home.</w:t>
       </w:r>
       <w:r>
         <w:rPr>
@@ -712,7 +736,19 @@
         <w:rPr>
           <w:rFonts w:ascii="Times New Roman" w:hAnsi="Times New Roman" w:cs="Times New Roman"/>
         </w:rPr>
-        <w:t xml:space="preserve"> he explained to her. </w:t>
+        <w:t xml:space="preserve"> he </w:t>
+      </w:r>
+      <w:r>
+        <w:rPr>
+          <w:rFonts w:ascii="Times New Roman" w:hAnsi="Times New Roman" w:cs="Times New Roman"/>
+        </w:rPr>
+        <w:t>said</w:t>
+      </w:r>
+      <w:r>
+        <w:rPr>
+          <w:rFonts w:ascii="Times New Roman" w:hAnsi="Times New Roman" w:cs="Times New Roman"/>
+        </w:rPr>
+        <w:t xml:space="preserve"> to her. </w:t>
       </w:r>
       <w:r>
         <w:rPr>
@@ -786,7 +822,19 @@
         <w:rPr>
           <w:rFonts w:ascii="Times New Roman" w:hAnsi="Times New Roman" w:cs="Times New Roman"/>
         </w:rPr>
-        <w:t xml:space="preserve"> explains that this is the reason for the discrepancy that we find throughout the duration of the </w:t>
+        <w:t xml:space="preserve"> explains that this is the reason for the discrepancy that we find </w:t>
+      </w:r>
+      <w:r>
+        <w:rPr>
+          <w:rFonts w:ascii="Times New Roman" w:hAnsi="Times New Roman" w:cs="Times New Roman"/>
+        </w:rPr>
+        <w:t>for</w:t>
+      </w:r>
+      <w:r>
+        <w:rPr>
+          <w:rFonts w:ascii="Times New Roman" w:hAnsi="Times New Roman" w:cs="Times New Roman"/>
+        </w:rPr>
+        <w:t xml:space="preserve"> the duration of the </w:t>
       </w:r>
       <w:r>
         <w:rPr>
@@ -1092,6 +1140,14 @@
         </w:rPr>
         <w:t xml:space="preserve"> Bezras Hashem, we hope that closeness should continue the whole year.</w:t>
       </w:r>
+    </w:p>
+    <w:p>
+      <w:pPr>
+        <w:jc w:val="both"/>
+        <w:rPr>
+          <w:rFonts w:ascii="Times New Roman" w:hAnsi="Times New Roman" w:cs="Times New Roman"/>
+        </w:rPr>
+      </w:pPr>
     </w:p>
     <w:sectPr>
       <w:footerReference w:type="default" r:id="rId6"/>

--- a/Files/06 - Yom Tov/13 - Shmini Atzeres/5786/Shmini Atzeres (2)/Shmini Atzeres (2) 5786.docx
+++ b/Files/06 - Yom Tov/13 - Shmini Atzeres/5786/Shmini Atzeres (2)/Shmini Atzeres (2) 5786.docx
@@ -968,7 +968,7 @@
         <w:rPr>
           <w:rFonts w:ascii="Times New Roman" w:hAnsi="Times New Roman" w:cs="Times New Roman"/>
         </w:rPr>
-        <w:t>. That is what</w:t>
+        <w:t xml:space="preserve">. That is what </w:t>
       </w:r>
       <w:r>
         <w:rPr>
@@ -1073,7 +1073,7 @@
         <w:rPr>
           <w:rFonts w:ascii="Times New Roman" w:hAnsi="Times New Roman" w:cs="Times New Roman"/>
         </w:rPr>
-        <w:t xml:space="preserve"> of</w:t>
+        <w:t xml:space="preserve"> of </w:t>
       </w:r>
       <w:r>
         <w:rPr>
